--- a/testakten/markenrechte-sicherungsuebertragung-insolvenz-mannheim/16_Endfaelligkeit_und_Zahlungsaufforderung.docx
+++ b/testakten/markenrechte-sicherungsuebertragung-insolvenz-mannheim/16_Endfaelligkeit_und_Zahlungsaufforderung.docx
@@ -20,33 +20,41 @@
         <w:br/>
         <w:t>Euro Zinsen bis zum 31. Dezember 2025 und 450 Euro Kosten. Die Zahlung soll</w:t>
         <w:br/>
-        <w:t>bis zum 1. März 2026 auf das Konto der Rebenpfad Sicherheiten GmbH erfolgen.</w:t>
+        <w:t>bis zum Ablauf des 3. März 2026 auf das Konto der Rebenpfad Sicherheiten GmbH</w:t>
+        <w:br/>
+        <w:t>erfolgen. Die Frist entspricht zehn Bankarbeitstagen nach dem im</w:t>
+        <w:br/>
+        <w:t>Versandprotokoll ausgewiesenen Zugang am 17. Februar 2026.</w:t>
       </w:r>
     </w:p>
     <w:p>
       <w:r>
         <w:t>Das Schreiben verweist auf die Sicherungsübertragung der Marken. Es</w:t>
         <w:br/>
-        <w:t>kündigt an, nach fruchtlosem Ablauf der Frist Verwertungsmöglichkeiten zu</w:t>
+        <w:t>kündigt an, nach fruchtlosem Ablauf der Frist eine konkrete</w:t>
         <w:br/>
-        <w:t>prüfen und die Rücklizenz zu widerrufen. Eine konkrete Art der Verwertung</w:t>
+        <w:t>Verwertungsankündigung zu übersenden. Zugleich bietet Rebenpfad ein Gespräch</w:t>
         <w:br/>
-        <w:t>oder ein bestimmter Erwerber wird nicht genannt. Zugleich bietet Rebenpfad</w:t>
+        <w:t>über eine abgestimmte Kontenklärung und einen geordneten Verkauf einzelner</w:t>
         <w:br/>
-        <w:t>ein Gespräch über einen geordneten Verkauf einzelner Produktlinien an.</w:t>
+        <w:t>Produktlinien an. Die Zahlungsaufforderung selbst widerruft die Rücklizenz</w:t>
+        <w:br/>
+        <w:t>noch nicht und legt noch keine Verwertungsart fest.</w:t>
       </w:r>
     </w:p>
     <w:p>
       <w:r>
         <w:t>Im letzten Absatz heißt es, die Annahme von Teilzahlungen stelle weder eine</w:t>
         <w:br/>
-        <w:t>Stundung noch eine Freigabe von Sicherheiten dar. Das Schreiben ist von</w:t>
+        <w:t>Stundung noch eine Freigabe von Sicherheiten dar. Der Versandindex nennt</w:t>
         <w:br/>
-        <w:t>Pauline Roth und Tarek Mansour unterzeichnet. Der Einlieferungsbeleg weist</w:t>
+        <w:t>Pauline Roth und Tarek Mansour als elektronisch freigebende Personen. Das</w:t>
         <w:br/>
-        <w:t>eine Zustellung am 17. Februar 2026 aus; zusätzlich wurde am 15. Februar</w:t>
+        <w:t>vorliegende DOCX ist die Inhaltsabschrift ohne Unterschriftsbilder. Versand</w:t>
         <w:br/>
-        <w:t>eine PDF-Fassung per E-Mail an Janis Heller gesandt.</w:t>
+        <w:t>und Zugang werden gemeinsam mit dem späteren Sicherungsfallschreiben im</w:t>
+        <w:br/>
+        <w:t>Zustellstatus 16C dokumentiert.</w:t>
       </w:r>
     </w:p>
     <w:sectPr>
